--- a/WIP/HV世界线/完整世界线（法革后，需看）.docx
+++ b/WIP/HV世界线/完整世界线（法革后，需看）.docx
@@ -137,7 +137,7 @@
           <w:rFonts w:hint="eastAsia"/>
           <w:lang w:val="en-US" w:eastAsia="zh-CN"/>
         </w:rPr>
-        <w:t>1789年，法国大革命爆发，奥地利和普鲁士的相互牵制最终导致法国很快让北意大利地区解放并逼近中意大利——第一次反法同盟草草落幕。</w:t>
+        <w:t>1789年，法国大革命爆发，奥地利和普鲁士的相互牵制让神圣罗马帝国对外的反应迟缓，最终导致法国很快解放北意大利地区并逼近中意大利——第一次反法同盟草草落幕。</w:t>
       </w:r>
     </w:p>
     <w:p>
@@ -169,45 +169,65 @@
           <w:rFonts w:hint="eastAsia"/>
           <w:lang w:val="en-US" w:eastAsia="zh-CN"/>
         </w:rPr>
-        <w:t>1803年，拿破仑联合西班牙舰队入侵英国战败，随后其建立了意大利王国，并在面对神圣帝国依旧占领主导权——却无法打出决定性战果。</w:t>
+        <w:t>1803年，拿破仑联合西班牙舰队入侵英国战败，随后建立了意大利王国，拉开了第三次反法同盟的序幕。拿破仑依旧占领主导权，却无法打出决定性战果，最终在</w:t>
+      </w:r>
+      <w:r>
+        <w:rPr>
+          <w:rFonts w:ascii="Helvetica" w:hAnsi="Helvetica" w:eastAsia="Helvetica" w:cs="Helvetica"/>
+          <w:i w:val="0"/>
+          <w:iCs w:val="0"/>
+          <w:caps w:val="0"/>
+          <w:color w:val="333333"/>
+          <w:spacing w:val="0"/>
+          <w:sz w:val="21"/>
+          <w:szCs w:val="21"/>
+          <w:shd w:val="clear" w:fill="FFFFFF"/>
+        </w:rPr>
+        <w:t>奥斯特里茨战役</w:t>
+      </w:r>
+      <w:r>
+        <w:rPr>
+          <w:rFonts w:hint="eastAsia" w:ascii="Helvetica" w:hAnsi="Helvetica" w:eastAsia="宋体" w:cs="Helvetica"/>
+          <w:i w:val="0"/>
+          <w:iCs w:val="0"/>
+          <w:caps w:val="0"/>
+          <w:color w:val="333333"/>
+          <w:spacing w:val="0"/>
+          <w:sz w:val="21"/>
+          <w:szCs w:val="21"/>
+          <w:shd w:val="clear" w:fill="FFFFFF"/>
+          <w:lang w:val="en-US" w:eastAsia="zh-CN"/>
+        </w:rPr>
+        <w:t>中，拿破仑战败，第三次反法同盟结束，从此法兰西革命的影响力大打折扣，</w:t>
+      </w:r>
+      <w:r>
+        <w:rPr>
+          <w:rFonts w:hint="eastAsia"/>
+          <w:lang w:val="en-US" w:eastAsia="zh-CN"/>
+        </w:rPr>
+        <w:t>浪潮不复以往。</w:t>
       </w:r>
     </w:p>
     <w:p>
       <w:pPr>
         <w:ind w:firstLine="420"/>
         <w:rPr>
-          <w:rFonts w:hint="eastAsia"/>
-          <w:lang w:val="en-US" w:eastAsia="zh-CN"/>
-        </w:rPr>
-      </w:pPr>
-      <w:r>
-        <w:rPr>
-          <w:rFonts w:hint="eastAsia"/>
-          <w:lang w:val="en-US" w:eastAsia="zh-CN"/>
-        </w:rPr>
-        <w:t>最终拿破仑的军队跨过莱茵兰直奔柏林，但这激起了俄罗斯的不满并使得俄罗斯参与战争，拿破仑本人被包围，法兰西革命的浪潮在此终结。</w:t>
+          <w:rFonts w:hint="default"/>
+          <w:lang w:val="en-US" w:eastAsia="zh-CN"/>
+        </w:rPr>
+      </w:pPr>
+      <w:r>
+        <w:rPr>
+          <w:rFonts w:hint="eastAsia"/>
+          <w:lang w:val="en-US" w:eastAsia="zh-CN"/>
+        </w:rPr>
+        <w:t>与此同时，来自中国，爱尔兰和德意志的难民在大洋洲上建立了自己的城市，他们本在相互战争，直到英国人带来了囚犯，病毒和战乱，这使得他们相互保持和平并最终成为了一个联邦。</w:t>
       </w:r>
     </w:p>
     <w:p>
       <w:pPr>
         <w:ind w:firstLine="420"/>
         <w:rPr>
-          <w:rFonts w:hint="default"/>
-          <w:lang w:val="en-US" w:eastAsia="zh-CN"/>
-        </w:rPr>
-      </w:pPr>
-      <w:r>
-        <w:rPr>
-          <w:rFonts w:hint="eastAsia"/>
-          <w:lang w:val="en-US" w:eastAsia="zh-CN"/>
-        </w:rPr>
-        <w:t>与此同时，来自中国，爱尔兰和德意志的难民在大洋洲上建立了自己的城市，他们本在相互战争，直到英国人带来了囚犯，病毒和战乱，这使得他们相互保持和平并最终成为了一个联邦。</w:t>
-      </w:r>
-    </w:p>
-    <w:p>
-      <w:pPr>
-        <w:ind w:firstLine="420"/>
-        <w:rPr>
           <w:rFonts w:hint="eastAsia"/>
           <w:lang w:val="en-US" w:eastAsia="zh-CN"/>
         </w:rPr>
@@ -233,266 +253,273 @@
           <w:rFonts w:hint="eastAsia"/>
           <w:lang w:val="en-US" w:eastAsia="zh-CN"/>
         </w:rPr>
-        <w:t>随着大革命战争的结束，傀儡波兰收回了华沙，波兹南地区并占领东西普鲁士的大部分土地，而神圣帝国的内部兼并开始不节制的发生：洛林公国成为哈布斯堡王朝的一不过，威斯特法伦改立霍亨索伦王室，汉萨联合梅克伦堡，低地与莱茵组建共和国，波西米亚半独立，巴登——符腾堡合并。</w:t>
-      </w:r>
-    </w:p>
-    <w:p>
-      <w:pPr>
-        <w:ind w:firstLine="420" w:firstLineChars="200"/>
-        <w:rPr>
-          <w:rFonts w:hint="eastAsia"/>
-          <w:lang w:val="en-US" w:eastAsia="zh-CN"/>
-        </w:rPr>
-      </w:pPr>
-      <w:r>
-        <w:rPr>
-          <w:rFonts w:hint="eastAsia"/>
-          <w:lang w:val="en-US" w:eastAsia="zh-CN"/>
-        </w:rPr>
-        <w:t>而在殖民事务中需要提一嘴的是：法国人组建了数个殖民地联邦以管理殖民帝国而不耗费太多力气——他们还要蓄势待发以应对神圣帝国</w:t>
-      </w:r>
-    </w:p>
-    <w:p>
-      <w:pPr>
-        <w:ind w:firstLine="420" w:firstLineChars="200"/>
-        <w:rPr>
-          <w:rFonts w:hint="eastAsia"/>
-          <w:lang w:val="en-US" w:eastAsia="zh-CN"/>
-        </w:rPr>
-      </w:pPr>
-      <w:r>
-        <w:rPr>
-          <w:rFonts w:hint="eastAsia"/>
-          <w:lang w:val="en-US" w:eastAsia="zh-CN"/>
-        </w:rPr>
-        <w:t>与此同时，意大利的革命军并未投降，他们统一意大利并在山区大败了奥地利和波旁法兰西的干预部队，建立了统一的意大利共和国。</w:t>
-      </w:r>
-    </w:p>
-    <w:p>
-      <w:pPr>
-        <w:ind w:firstLine="420" w:firstLineChars="200"/>
-        <w:rPr>
-          <w:rFonts w:hint="eastAsia"/>
-          <w:lang w:val="en-US" w:eastAsia="zh-CN"/>
-        </w:rPr>
-      </w:pPr>
-      <w:r>
-        <w:rPr>
-          <w:rFonts w:hint="eastAsia"/>
-          <w:lang w:val="en-US" w:eastAsia="zh-CN"/>
-        </w:rPr>
-        <w:t>奥斯曼帝国的衰弱使得瓜分浪潮在整个近东风起云涌，自1831年开始，瓜分奥斯曼的浪潮从北非，阿拉伯，巴尔干和高加索四面涌来——除了埃及在民族英雄穆罕穆德.阿里的领导下战胜了英国外，近东的秩序无疑被彻底瓦解了。</w:t>
-      </w:r>
-    </w:p>
-    <w:p>
-      <w:pPr>
-        <w:ind w:firstLine="420" w:firstLineChars="200"/>
-        <w:rPr>
-          <w:rFonts w:hint="default"/>
-          <w:lang w:val="en-US" w:eastAsia="zh-CN"/>
-        </w:rPr>
-      </w:pPr>
-      <w:r>
-        <w:rPr>
-          <w:rFonts w:hint="eastAsia"/>
-          <w:lang w:val="en-US" w:eastAsia="zh-CN"/>
-        </w:rPr>
-        <w:t>同时在印度的战局，新生的印度斯坦苏丹国击败了马拉地联盟，重获南印度主导权的英国不得已向南印度的王公妥协以换取支持来应对来势汹汹的印度斯坦——孟加拉联盟，并在第四次印度大战中扶持了傀儡孟加拉并彻底占领奥里萨地区。</w:t>
-      </w:r>
-    </w:p>
-    <w:p>
-      <w:pPr>
-        <w:ind w:firstLine="420" w:firstLineChars="200"/>
-        <w:rPr>
-          <w:rFonts w:hint="eastAsia"/>
-          <w:lang w:val="en-US" w:eastAsia="zh-CN"/>
-        </w:rPr>
-      </w:pPr>
-      <w:r>
-        <w:rPr>
-          <w:rFonts w:hint="eastAsia"/>
-          <w:lang w:val="en-US" w:eastAsia="zh-CN"/>
-        </w:rPr>
-        <w:t>远东的事情则相对孤立，属于欧洲殖民地的地方逐步被强盛的大清帝国占领，其在东南亚构建了整个朝贡——殖民——附庸体系并利用此强化自身，庞大的东方工厂逐步确立，然后在几十年内快速崩塌。</w:t>
-      </w:r>
-    </w:p>
-    <w:p>
-      <w:pPr>
-        <w:ind w:firstLine="420" w:firstLineChars="200"/>
-        <w:rPr>
-          <w:rFonts w:hint="eastAsia"/>
-          <w:lang w:val="en-US" w:eastAsia="zh-CN"/>
-        </w:rPr>
-      </w:pPr>
-      <w:r>
-        <w:rPr>
-          <w:rFonts w:hint="eastAsia"/>
-          <w:lang w:val="en-US" w:eastAsia="zh-CN"/>
-        </w:rPr>
-        <w:t>从日本倒府战争开始，虽说日本七大藩并未达成和解，但帝国的第一块基石已然倒塌，随后的议会战争和刺宋案成为了推倒帝国的最后一步——军阀掌权，革命者逐步成为军阀，而不从者殒命当场。从议会派与北洋派的战争，再到二次北伐和南北分战，中原大地陷入了一片灼烧。</w:t>
-      </w:r>
-    </w:p>
-    <w:p>
-      <w:pPr>
-        <w:ind w:firstLine="420" w:firstLineChars="200"/>
-        <w:rPr>
-          <w:rFonts w:hint="eastAsia"/>
-          <w:lang w:val="en-US" w:eastAsia="zh-CN"/>
-        </w:rPr>
-      </w:pPr>
-      <w:r>
-        <w:rPr>
-          <w:rFonts w:hint="eastAsia"/>
-          <w:lang w:val="en-US" w:eastAsia="zh-CN"/>
-        </w:rPr>
-        <w:t>1914年6月，洛林刺杀案彻底引爆了第一次世界大战——洛林的新继承人放言要对法国实行最严厉的惩罚，这使得法兰西对其理所应当的开战，德意志被迫形成了铁板一块的局面以应对俄罗斯，法兰西，意大利和不列颠的四面围攻。</w:t>
-      </w:r>
-    </w:p>
-    <w:p>
-      <w:pPr>
-        <w:ind w:firstLine="420" w:firstLineChars="200"/>
-        <w:rPr>
-          <w:rFonts w:hint="eastAsia"/>
-          <w:lang w:val="en-US" w:eastAsia="zh-CN"/>
-        </w:rPr>
-      </w:pPr>
-      <w:r>
-        <w:rPr>
-          <w:rFonts w:hint="eastAsia"/>
-          <w:lang w:val="en-US" w:eastAsia="zh-CN"/>
-        </w:rPr>
-        <w:t>法兰西的部队在洛林的进攻十分不顺利，而随后赶到的西部德意志军队将法国掐在佛兰德和阿尔萨斯地区。而东方，离心离德的波兰军队面对普鲁士的进攻兵败如山倒，而匆促赶来的俄罗斯军队则遭到北德意志的迎头痛击。南方的意大利则被阻挡在瑞士和奥地利的山区寸步难进。在从匈牙利延伸到奥斯曼的漫长粮食补给线的支援线，德意志地区的农业危机得以缓解。</w:t>
-      </w:r>
-    </w:p>
-    <w:p>
-      <w:pPr>
-        <w:ind w:firstLine="420" w:firstLineChars="200"/>
-        <w:rPr>
-          <w:rFonts w:hint="eastAsia"/>
-          <w:lang w:val="en-US" w:eastAsia="zh-CN"/>
-        </w:rPr>
-      </w:pPr>
-      <w:r>
-        <w:rPr>
-          <w:rFonts w:hint="eastAsia"/>
-          <w:lang w:val="en-US" w:eastAsia="zh-CN"/>
-        </w:rPr>
-        <w:t>1916年开始，随着波兰人愈发厌恶俄罗斯，前线的波兰军队与北德意志联军逐步达成了共识——这被联军的指挥官法金汉敏锐的发现了，他鼓励士兵与波兰人逐步停火并成功联系了波兰独立组织的领袖之一——毕苏斯基。毕苏斯基同意了割让西部地区的要求并同时联系了波兰摄政王国内部的反俄派系，而在1917年初，大起义正式爆发并蔓延至俄罗斯。</w:t>
-      </w:r>
-    </w:p>
-    <w:p>
-      <w:pPr>
-        <w:ind w:firstLine="420" w:firstLineChars="200"/>
-        <w:rPr>
-          <w:rFonts w:hint="eastAsia"/>
-          <w:lang w:val="en-US" w:eastAsia="zh-CN"/>
-        </w:rPr>
-      </w:pPr>
-      <w:r>
-        <w:rPr>
-          <w:rFonts w:hint="eastAsia"/>
-          <w:lang w:val="en-US" w:eastAsia="zh-CN"/>
-        </w:rPr>
-        <w:t>前线的军队被包围，后方的起义此起彼伏，最终将沙皇政府彻底推倒。俄罗斯地区的临时政府支离破碎，而布尔什维克夺取圣彼得堡和莫斯科的失败也使得东方战场的局势陷入混乱——但这已经与世界大战无关了。</w:t>
-      </w:r>
-    </w:p>
-    <w:p>
-      <w:pPr>
-        <w:ind w:firstLine="420" w:firstLineChars="200"/>
-        <w:rPr>
-          <w:rFonts w:hint="eastAsia"/>
-          <w:lang w:val="en-US" w:eastAsia="zh-CN"/>
-        </w:rPr>
-      </w:pPr>
-      <w:r>
-        <w:rPr>
-          <w:rFonts w:hint="eastAsia"/>
-          <w:lang w:val="en-US" w:eastAsia="zh-CN"/>
-        </w:rPr>
-        <w:t xml:space="preserve">随着东方战场的胜利，更多敌军的到来使得法兰西在占领区的作战举步维艰，而不列颠人仅仅提供海洋的支持，帝国的联军最终从正面持续了两年的战斗并使得法兰西有限度投降。   </w:t>
-      </w:r>
-    </w:p>
-    <w:p>
-      <w:pPr>
-        <w:ind w:firstLine="420" w:firstLineChars="200"/>
-        <w:rPr>
-          <w:rFonts w:hint="eastAsia"/>
-          <w:lang w:val="en-US" w:eastAsia="zh-CN"/>
-        </w:rPr>
-      </w:pPr>
-      <w:r>
-        <w:rPr>
-          <w:rFonts w:hint="eastAsia"/>
-          <w:lang w:val="en-US" w:eastAsia="zh-CN"/>
-        </w:rPr>
-        <w:t>1919年的战争结束了，但世界的混乱才刚刚开始。</w:t>
-      </w:r>
-    </w:p>
-    <w:p>
-      <w:pPr>
-        <w:ind w:firstLine="420" w:firstLineChars="200"/>
-        <w:rPr>
-          <w:rFonts w:hint="eastAsia"/>
-          <w:lang w:val="en-US" w:eastAsia="zh-CN"/>
-        </w:rPr>
-      </w:pPr>
-      <w:r>
-        <w:rPr>
-          <w:rFonts w:hint="eastAsia"/>
-          <w:lang w:val="en-US" w:eastAsia="zh-CN"/>
-        </w:rPr>
-        <w:t xml:space="preserve">                   ————后篇————</w:t>
-      </w:r>
-    </w:p>
-    <w:p>
-      <w:pPr>
-        <w:ind w:firstLine="420" w:firstLineChars="200"/>
-        <w:rPr>
-          <w:rFonts w:hint="default"/>
-          <w:lang w:val="en-US" w:eastAsia="zh-CN"/>
-        </w:rPr>
-      </w:pPr>
-      <w:r>
-        <w:rPr>
-          <w:rFonts w:hint="eastAsia"/>
-          <w:lang w:val="en-US" w:eastAsia="zh-CN"/>
-        </w:rPr>
-        <w:t>第一次大战给这个世界带来了什么？两次经济危机先后到来，直至1936年仍在许多地区传播——其中经受最多苦难的就是疲惫不堪的神圣罗马帝国。第二次，法兰克福的德意志统一主义政权被打败，但这个帝国仍迷失在历史的洪流中，仍由野心家驰骋。</w:t>
-      </w:r>
-    </w:p>
-    <w:p>
-      <w:pPr>
-        <w:ind w:firstLine="420" w:firstLineChars="200"/>
-        <w:rPr>
-          <w:rFonts w:hint="eastAsia"/>
-          <w:lang w:val="en-US" w:eastAsia="zh-CN"/>
-        </w:rPr>
-      </w:pPr>
-      <w:r>
-        <w:rPr>
-          <w:rFonts w:hint="eastAsia"/>
-          <w:lang w:val="en-US" w:eastAsia="zh-CN"/>
-        </w:rPr>
-        <w:t>西班牙的独裁政权倒台，演变成巨大的拉锯战。意大利在内战边缘，被铤而走险的一次进军拖入内战。南斯拉夫联盟的集权化改革已经彻底触怒不愿退位的君主，游击战也在边远地区不断进行。如此来看，整个南欧已接近无政府地带。</w:t>
-      </w:r>
-    </w:p>
-    <w:p>
-      <w:pPr>
-        <w:ind w:firstLine="420" w:firstLineChars="200"/>
-        <w:rPr>
-          <w:rFonts w:hint="default"/>
-          <w:lang w:val="en-US" w:eastAsia="zh-CN"/>
-        </w:rPr>
-      </w:pPr>
-      <w:r>
-        <w:rPr>
-          <w:rFonts w:hint="eastAsia"/>
-          <w:lang w:val="en-US" w:eastAsia="zh-CN"/>
-        </w:rPr>
-        <w:t>卡尔马联盟置身与世界之外了——皆因英国在大战时期的挑衅和失败的萧条应对策略，而波兰则受到二十年代先军政策的反噬与毕苏斯基离去带来的地震。在其势力圈的反对派和投机分子们也纷纷粉墨登场，使得波兰也无力干预俄罗斯内部事务，而匈牙利的民族政策已蓄满滔天洪水。</w:t>
+        <w:t>随着大革命战争的结束，傀儡波兰收回了华沙，波兹南地区并占领东西普鲁士的大部分土地，而神圣帝国的内部兼并开始不节制的发生：洛林公国成为神圣罗马帝国的西部壁垒，威斯特法伦改立霍亨索伦王室，汉萨联合梅克伦堡，低地与莱茵组建共和国，波西米亚半独立，巴登和</w:t>
       </w:r>
       <w:bookmarkStart w:id="0" w:name="_GoBack"/>
       <w:bookmarkEnd w:id="0"/>
+      <w:r>
+        <w:rPr>
+          <w:rFonts w:hint="eastAsia"/>
+          <w:lang w:val="en-US" w:eastAsia="zh-CN"/>
+        </w:rPr>
+        <w:t>符腾堡合并。</w:t>
+      </w:r>
+    </w:p>
+    <w:p>
+      <w:pPr>
+        <w:ind w:firstLine="420" w:firstLineChars="200"/>
+        <w:rPr>
+          <w:rFonts w:hint="eastAsia"/>
+          <w:lang w:val="en-US" w:eastAsia="zh-CN"/>
+        </w:rPr>
+      </w:pPr>
+      <w:r>
+        <w:rPr>
+          <w:rFonts w:hint="eastAsia"/>
+          <w:lang w:val="en-US" w:eastAsia="zh-CN"/>
+        </w:rPr>
+        <w:t>而在殖民事务中需要提一嘴的是：法国人组建了数个殖民地联邦以管理殖民帝国而不耗费太多力气——他们还要蓄势待发以应对神圣帝国</w:t>
+      </w:r>
+    </w:p>
+    <w:p>
+      <w:pPr>
+        <w:ind w:firstLine="420" w:firstLineChars="200"/>
+        <w:rPr>
+          <w:rFonts w:hint="eastAsia"/>
+          <w:lang w:val="en-US" w:eastAsia="zh-CN"/>
+        </w:rPr>
+      </w:pPr>
+      <w:r>
+        <w:rPr>
+          <w:rFonts w:hint="eastAsia"/>
+          <w:lang w:val="en-US" w:eastAsia="zh-CN"/>
+        </w:rPr>
+        <w:t>与此同时，意大利的革命军并未投降，他们统一意大利并在山区大败了奥地利和波旁法兰西的干预部队，建立了统一的意大利共和国。</w:t>
+      </w:r>
+    </w:p>
+    <w:p>
+      <w:pPr>
+        <w:ind w:firstLine="420" w:firstLineChars="200"/>
+        <w:rPr>
+          <w:rFonts w:hint="eastAsia"/>
+          <w:lang w:val="en-US" w:eastAsia="zh-CN"/>
+        </w:rPr>
+      </w:pPr>
+      <w:r>
+        <w:rPr>
+          <w:rFonts w:hint="eastAsia"/>
+          <w:lang w:val="en-US" w:eastAsia="zh-CN"/>
+        </w:rPr>
+        <w:t>奥斯曼帝国的衰弱使得瓜分浪潮在整个近东风起云涌，自1831年开始，瓜分奥斯曼的浪潮从北非，阿拉伯，巴尔干和高加索四面涌来——除了埃及在民族英雄穆罕穆德.阿里的领导下战胜了英国外，近东的秩序无疑被彻底瓦解了。</w:t>
+      </w:r>
+    </w:p>
+    <w:p>
+      <w:pPr>
+        <w:ind w:firstLine="420" w:firstLineChars="200"/>
+        <w:rPr>
+          <w:rFonts w:hint="default"/>
+          <w:lang w:val="en-US" w:eastAsia="zh-CN"/>
+        </w:rPr>
+      </w:pPr>
+      <w:r>
+        <w:rPr>
+          <w:rFonts w:hint="eastAsia"/>
+          <w:lang w:val="en-US" w:eastAsia="zh-CN"/>
+        </w:rPr>
+        <w:t>同时在印度的战局，新生的印度斯坦苏丹国击败了马拉地联盟，重获南印度主导权的英国不得已向南印度的王公妥协以换取支持来应对来势汹汹的印度斯坦——孟加拉联盟，并在第四次印度大战中扶持了傀儡孟加拉并彻底占领奥里萨地区。</w:t>
+      </w:r>
+    </w:p>
+    <w:p>
+      <w:pPr>
+        <w:ind w:firstLine="420" w:firstLineChars="200"/>
+        <w:rPr>
+          <w:rFonts w:hint="eastAsia"/>
+          <w:lang w:val="en-US" w:eastAsia="zh-CN"/>
+        </w:rPr>
+      </w:pPr>
+      <w:r>
+        <w:rPr>
+          <w:rFonts w:hint="eastAsia"/>
+          <w:lang w:val="en-US" w:eastAsia="zh-CN"/>
+        </w:rPr>
+        <w:t>远东的事情则相对孤立，属于欧洲殖民地的地方逐步被强盛的大清帝国占领，其在东南亚构建了整个朝贡——殖民——附庸体系并利用此强化自身，庞大的东方工厂逐步确立，然后在几十年内快速崩塌。</w:t>
+      </w:r>
+    </w:p>
+    <w:p>
+      <w:pPr>
+        <w:ind w:firstLine="420" w:firstLineChars="200"/>
+        <w:rPr>
+          <w:rFonts w:hint="eastAsia"/>
+          <w:lang w:val="en-US" w:eastAsia="zh-CN"/>
+        </w:rPr>
+      </w:pPr>
+      <w:r>
+        <w:rPr>
+          <w:rFonts w:hint="eastAsia"/>
+          <w:lang w:val="en-US" w:eastAsia="zh-CN"/>
+        </w:rPr>
+        <w:t>从日本倒府战争开始，虽说日本七大藩并未达成和解，但帝国的第一块基石已然倒塌，随后的议会战争和刺宋案成为了推倒帝国的最后一步——军阀掌权，革命者逐步成为军阀，而不从者殒命当场。从议会派与北洋派的战争，再到二次北伐和南北分战，中原大地陷入了一片灼烧。</w:t>
+      </w:r>
+    </w:p>
+    <w:p>
+      <w:pPr>
+        <w:ind w:firstLine="420" w:firstLineChars="200"/>
+        <w:rPr>
+          <w:rFonts w:hint="eastAsia"/>
+          <w:lang w:val="en-US" w:eastAsia="zh-CN"/>
+        </w:rPr>
+      </w:pPr>
+      <w:r>
+        <w:rPr>
+          <w:rFonts w:hint="eastAsia"/>
+          <w:lang w:val="en-US" w:eastAsia="zh-CN"/>
+        </w:rPr>
+        <w:t>1914年6月，洛林刺杀案彻底引爆了第一次世界大战——洛林的新继承人放言要对法国实行最严厉的惩罚，这使得法兰西对其理所应当的开战，德意志被迫形成了铁板一块的局面以应对俄罗斯，法兰西，意大利和不列颠的四面围攻。</w:t>
+      </w:r>
+    </w:p>
+    <w:p>
+      <w:pPr>
+        <w:ind w:firstLine="420" w:firstLineChars="200"/>
+        <w:rPr>
+          <w:rFonts w:hint="eastAsia"/>
+          <w:lang w:val="en-US" w:eastAsia="zh-CN"/>
+        </w:rPr>
+      </w:pPr>
+      <w:r>
+        <w:rPr>
+          <w:rFonts w:hint="eastAsia"/>
+          <w:lang w:val="en-US" w:eastAsia="zh-CN"/>
+        </w:rPr>
+        <w:t>法兰西的部队在洛林的进攻十分不顺利，而随后赶到的西部德意志军队将法国掐在佛兰德和阿尔萨斯地区。而东方，离心离德的波兰军队面对普鲁士的进攻兵败如山倒，而匆促赶来的俄罗斯军队则遭到北德意志的迎头痛击。南方的意大利则被阻挡在瑞士和奥地利的山区寸步难进。在从匈牙利延伸到奥斯曼的漫长粮食补给线的支援线，德意志地区的农业危机得以缓解。</w:t>
+      </w:r>
+    </w:p>
+    <w:p>
+      <w:pPr>
+        <w:ind w:firstLine="420" w:firstLineChars="200"/>
+        <w:rPr>
+          <w:rFonts w:hint="eastAsia"/>
+          <w:lang w:val="en-US" w:eastAsia="zh-CN"/>
+        </w:rPr>
+      </w:pPr>
+      <w:r>
+        <w:rPr>
+          <w:rFonts w:hint="eastAsia"/>
+          <w:lang w:val="en-US" w:eastAsia="zh-CN"/>
+        </w:rPr>
+        <w:t>1916年开始，随着波兰人愈发厌恶俄罗斯，前线的波兰军队与北德意志联军逐步达成了共识——这被联军的指挥官法金汉敏锐的发现了，他鼓励士兵与波兰人逐步停火并成功联系了波兰独立组织的领袖之一——毕苏斯基。毕苏斯基同意了割让西部地区的要求并同时联系了波兰摄政王国内部的反俄派系，而在1917年初，大起义正式爆发并蔓延至俄罗斯。</w:t>
+      </w:r>
+    </w:p>
+    <w:p>
+      <w:pPr>
+        <w:ind w:firstLine="420" w:firstLineChars="200"/>
+        <w:rPr>
+          <w:rFonts w:hint="eastAsia"/>
+          <w:lang w:val="en-US" w:eastAsia="zh-CN"/>
+        </w:rPr>
+      </w:pPr>
+      <w:r>
+        <w:rPr>
+          <w:rFonts w:hint="eastAsia"/>
+          <w:lang w:val="en-US" w:eastAsia="zh-CN"/>
+        </w:rPr>
+        <w:t>前线的军队被包围，后方的起义此起彼伏，最终将沙皇政府彻底推倒。俄罗斯地区的临时政府支离破碎，而布尔什维克夺取圣彼得堡和莫斯科的失败也使得东方战场的局势陷入混乱——但这已经与世界大战无关了。</w:t>
+      </w:r>
+    </w:p>
+    <w:p>
+      <w:pPr>
+        <w:ind w:firstLine="420" w:firstLineChars="200"/>
+        <w:rPr>
+          <w:rFonts w:hint="eastAsia"/>
+          <w:lang w:val="en-US" w:eastAsia="zh-CN"/>
+        </w:rPr>
+      </w:pPr>
+      <w:r>
+        <w:rPr>
+          <w:rFonts w:hint="eastAsia"/>
+          <w:lang w:val="en-US" w:eastAsia="zh-CN"/>
+        </w:rPr>
+        <w:t xml:space="preserve">随着东方战场的胜利，更多敌军的到来使得法兰西在占领区的作战举步维艰，而不列颠人仅仅提供海洋的支持，帝国的联军最终从正面持续了两年的战斗并使得法兰西有限度投降。   </w:t>
+      </w:r>
+    </w:p>
+    <w:p>
+      <w:pPr>
+        <w:ind w:firstLine="420" w:firstLineChars="200"/>
+        <w:rPr>
+          <w:rFonts w:hint="eastAsia"/>
+          <w:lang w:val="en-US" w:eastAsia="zh-CN"/>
+        </w:rPr>
+      </w:pPr>
+      <w:r>
+        <w:rPr>
+          <w:rFonts w:hint="eastAsia"/>
+          <w:lang w:val="en-US" w:eastAsia="zh-CN"/>
+        </w:rPr>
+        <w:t>1919年的战争结束了，但世界的混乱才刚刚开始。</w:t>
+      </w:r>
+    </w:p>
+    <w:p>
+      <w:pPr>
+        <w:ind w:firstLine="420" w:firstLineChars="200"/>
+        <w:rPr>
+          <w:rFonts w:hint="eastAsia"/>
+          <w:lang w:val="en-US" w:eastAsia="zh-CN"/>
+        </w:rPr>
+      </w:pPr>
+      <w:r>
+        <w:rPr>
+          <w:rFonts w:hint="eastAsia"/>
+          <w:lang w:val="en-US" w:eastAsia="zh-CN"/>
+        </w:rPr>
+        <w:t xml:space="preserve">                   ————后篇————</w:t>
+      </w:r>
+    </w:p>
+    <w:p>
+      <w:pPr>
+        <w:ind w:firstLine="420" w:firstLineChars="200"/>
+        <w:rPr>
+          <w:rFonts w:hint="default"/>
+          <w:lang w:val="en-US" w:eastAsia="zh-CN"/>
+        </w:rPr>
+      </w:pPr>
+      <w:r>
+        <w:rPr>
+          <w:rFonts w:hint="eastAsia"/>
+          <w:lang w:val="en-US" w:eastAsia="zh-CN"/>
+        </w:rPr>
+        <w:t>第一次大战给这个世界带来了什么？两次经济危机先后到来，直至1936年仍在许多地区传播——其中经受最多苦难的就是疲惫不堪的神圣罗马帝国。第二次，法兰克福的德意志统一主义政权被打败，但这个帝国仍迷失在历史的洪流中，仍由野心家驰骋。</w:t>
+      </w:r>
+    </w:p>
+    <w:p>
+      <w:pPr>
+        <w:ind w:firstLine="420" w:firstLineChars="200"/>
+        <w:rPr>
+          <w:rFonts w:hint="eastAsia"/>
+          <w:lang w:val="en-US" w:eastAsia="zh-CN"/>
+        </w:rPr>
+      </w:pPr>
+      <w:r>
+        <w:rPr>
+          <w:rFonts w:hint="eastAsia"/>
+          <w:lang w:val="en-US" w:eastAsia="zh-CN"/>
+        </w:rPr>
+        <w:t>西班牙的独裁政权倒台，演变成巨大的拉锯战。意大利在内战边缘，被铤而走险的一次进军拖入内战。南斯拉夫联盟的集权化改革已经彻底触怒不愿退位的君主，游击战也在边远地区不断进行。如此来看，整个南欧已接近无政府地带。</w:t>
+      </w:r>
+    </w:p>
+    <w:p>
+      <w:pPr>
+        <w:ind w:firstLine="420" w:firstLineChars="200"/>
+        <w:rPr>
+          <w:rFonts w:hint="default"/>
+          <w:lang w:val="en-US" w:eastAsia="zh-CN"/>
+        </w:rPr>
+      </w:pPr>
+      <w:r>
+        <w:rPr>
+          <w:rFonts w:hint="eastAsia"/>
+          <w:lang w:val="en-US" w:eastAsia="zh-CN"/>
+        </w:rPr>
+        <w:t>卡尔马联盟置身与世界之外了——皆因英国在大战时期的挑衅和失败的萧条应对策略，而波兰则受到二十年代先军政策的反噬与毕苏斯基离去带来的地震。在其势力圈的反对派和投机分子们也纷纷粉墨登场，使得波兰也无力干预俄罗斯内部事务，而匈牙利的民族政策已蓄满滔天洪水。</w:t>
+      </w:r>
     </w:p>
     <w:p>
       <w:pPr>
@@ -605,7 +632,7 @@
   <w:docDefaults>
     <w:rPrDefault>
       <w:rPr>
-        <w:rFonts w:asciiTheme="minorHAnsi" w:hAnsiTheme="minorHAnsi" w:eastAsiaTheme="minorEastAsia" w:cstheme="minorBidi"/>
+        <w:rFonts w:ascii="Times New Roman" w:hAnsi="Times New Roman" w:eastAsia="宋体" w:cs="Times New Roman"/>
       </w:rPr>
     </w:rPrDefault>
     <w:pPrDefault/>
